--- a/rapports/2026-06-06/EQ20/EQ20_enq1_v2/DR_053202020003/69-02-20-00.docx
+++ b/rapports/2026-06-06/EQ20/EQ20_enq1_v2/DR_053202020003/69-02-20-00.docx
@@ -297,7 +297,7 @@
           <w:color w:val="1F6FEB"/>
           <w:sz w:val="22"/>
         </w:rPr>
-        <w:t>⚠ INCOHÉRENCES À CORRIGER (107)</w:t>
+        <w:t>⚠ INCOHÉRENCES À CORRIGER (101)</w:t>
       </w:r>
     </w:p>
     <w:tbl>
@@ -634,7 +634,7 @@
                 <w:color w:val="16A34A"/>
                 <w:sz w:val="16"/>
               </w:rPr>
-              <w:t>—</w:t>
+              <w:t>s00q10, s01q35, s01q36, s01q37, s02q04, s02q15, s01q00b, s02q17_code</w:t>
             </w:r>
           </w:p>
         </w:tc>
@@ -665,7 +665,7 @@
                 <w:i w:val="0"/>
                 <w:sz w:val="17"/>
               </w:rPr>
-              <w:t>Incohérence!!! seulement les écoles privées paient les frais de scolarité (y compris les frais d'inscription).</w:t>
+              <w:t>Avertissement!!! L'âge (22 ans) de SOULEYMANE LY avec son niveau d'étude (5ème année Primaire) semble incoherent, veuillez confirmer cette information avec le QG ou corriger l'incohérence.</w:t>
             </w:r>
           </w:p>
         </w:tc>
@@ -724,7 +724,7 @@
                 <w:color w:val="16A34A"/>
                 <w:sz w:val="16"/>
               </w:rPr>
-              <w:t>s01q32, s01q36, s01q38, s04q37_modif, s02q33, s02q34, s01q00b</w:t>
+              <w:t>—</w:t>
             </w:r>
           </w:p>
         </w:tc>
@@ -755,7 +755,7 @@
                 <w:i w:val="0"/>
                 <w:sz w:val="17"/>
               </w:rPr>
-              <w:t>Peu probable!!! Vu l'âge (17 ans) de MAMOUDOU LY ou l'année à laquelle MAMOUDOU LY a fréquenté l'école pour la dernière fois (.) le dernier diplome de MAMOUDOU LY ne peut être le Certificat d'études primaires (CEP), prière de corriger cette incohérence ou confirmer avec le QG.</w:t>
+              <w:t>Incohérent!! Le niveau d'instruction déclaré par l'un des enfants () au niveau de la section 1 de ALASSANE LY diffère de celui donné par ALASSANE LY lui-même qui affirme ne pas avoir frequenté l'école formelle.</w:t>
             </w:r>
           </w:p>
         </w:tc>
@@ -814,7 +814,7 @@
                 <w:color w:val="16A34A"/>
                 <w:sz w:val="16"/>
               </w:rPr>
-              <w:t>s00q10, s01q35, s01q36, s01q37, s02q04, s02q15, s01q00b, s02q17_code</w:t>
+              <w:t>—</w:t>
             </w:r>
           </w:p>
         </w:tc>
@@ -845,7 +845,7 @@
                 <w:i w:val="0"/>
                 <w:sz w:val="17"/>
               </w:rPr>
-              <w:t>Avertissement!!! L'âge (22 ans) de SOULEYMANE LY avec son niveau d'étude (5ème année Primaire) semble incoherent, veuillez confirmer cette information avec le QG ou corriger l'incohérence.</w:t>
+              <w:t>Incohérent!! Le niveau d'instruction déclaré par l'un des enfants () au niveau de la section 1 de HOULEYE LY diffère de celui donné par HOULEYE LY lui-même qui affirme ne pas avoir frequenté l'école formelle.</w:t>
             </w:r>
           </w:p>
         </w:tc>
@@ -935,7 +935,7 @@
                 <w:i w:val="0"/>
                 <w:sz w:val="17"/>
               </w:rPr>
-              <w:t>Incohérent!! Le niveau d'instruction déclaré par l'un des enfants () au niveau de la section 1 de ALASSANE LY diffère de celui donné par ALASSANE LY lui-même qui affirme ne pas avoir frequenté l'école formelle.</w:t>
+              <w:t>Incohérent!! Le niveau d'instruction déclaré par l'un des enfants () au niveau de la section 1 de KHADIDIA LY diffère de celui donné par KHADIDIA LY lui-même qui affirme ne pas avoir frequenté l'école formelle.</w:t>
             </w:r>
           </w:p>
         </w:tc>
@@ -1025,7 +1025,7 @@
                 <w:i w:val="0"/>
                 <w:sz w:val="17"/>
               </w:rPr>
-              <w:t>Incohérent!! Le niveau d'instruction déclaré par l'un des enfants () au niveau de la section 1 de HOULEYE LY diffère de celui donné par HOULEYE LY lui-même qui affirme ne pas avoir frequenté l'école formelle.</w:t>
+              <w:t>Incohérent!! Le niveau d'instruction déclaré par l'un des enfants () au niveau de la section 1 de KHADIDIATOU LY diffère de celui donné par KHADIDIATOU LY lui-même qui affirme ne pas avoir frequenté l'école formelle.</w:t>
             </w:r>
           </w:p>
         </w:tc>
@@ -1084,7 +1084,7 @@
                 <w:color w:val="16A34A"/>
                 <w:sz w:val="16"/>
               </w:rPr>
-              <w:t>—</w:t>
+              <w:t>s01q32, s01q36, s01q38, s04q37_modif, s02q33, s02q34, s01q00b</w:t>
             </w:r>
           </w:p>
         </w:tc>
@@ -1115,7 +1115,7 @@
                 <w:i w:val="0"/>
                 <w:sz w:val="17"/>
               </w:rPr>
-              <w:t>Incohérent!! Le niveau d'instruction déclaré par l'un des enfants () au niveau de la section 1 de KHADIDIA LY diffère de celui donné par KHADIDIA LY lui-même qui affirme ne pas avoir frequenté l'école formelle.</w:t>
+              <w:t>Peu probable!!! Vu l'âge (17 ans) de MAMOUDOU LY ou l'année à laquelle MAMOUDOU LY a fréquenté l'école pour la dernière fois (.) le dernier diplome de MAMOUDOU LY ne peut être le Certificat d'études primaires (CEP), prière de corriger cette incohérence ou confirmer avec le QG.</w:t>
             </w:r>
           </w:p>
         </w:tc>
@@ -1148,7 +1148,7 @@
                 <w:i w:val="0"/>
                 <w:sz w:val="16"/>
               </w:rPr>
-              <w:t>S02</w:t>
+              <w:t>S11</w:t>
               <w:br/>
             </w:r>
             <w:r>
@@ -1158,7 +1158,7 @@
                 <w:color w:val="64748B"/>
                 <w:sz w:val="14"/>
               </w:rPr>
-              <w:t>Éducation</w:t>
+              <w:t>Logement / cadre de vie</w:t>
             </w:r>
           </w:p>
         </w:tc>
@@ -1174,7 +1174,7 @@
                 <w:color w:val="16A34A"/>
                 <w:sz w:val="16"/>
               </w:rPr>
-              <w:t>—</w:t>
+              <w:t>s01q10, s02q30, s02q34, s03q50, s04q23, s04q24, s04q37, s04q44</w:t>
             </w:r>
           </w:p>
         </w:tc>
@@ -1205,7 +1205,7 @@
                 <w:i w:val="0"/>
                 <w:sz w:val="17"/>
               </w:rPr>
-              <w:t>Incohérent!! Le niveau d'instruction déclaré par l'un des enfants () au niveau de la section 1 de KHADIDIATOU LY diffère de celui donné par KHADIDIATOU LY lui-même qui affirme ne pas avoir frequenté l'école formelle.</w:t>
+              <w:t>Le montant de la dernière facture d'eau est de 30000 FCFA Tous les 2 mois qui semble incohérent, Prière de vérifier les questions 11.23a et 11.23b auprès du ménage ou confirmer.</w:t>
             </w:r>
           </w:p>
         </w:tc>
@@ -1238,7 +1238,7 @@
                 <w:i w:val="0"/>
                 <w:sz w:val="16"/>
               </w:rPr>
-              <w:t>S11</w:t>
+              <w:t>S13</w:t>
               <w:br/>
             </w:r>
             <w:r>
@@ -1248,7 +1248,7 @@
                 <w:color w:val="64748B"/>
                 <w:sz w:val="14"/>
               </w:rPr>
-              <w:t>Logement / cadre de vie</w:t>
+              <w:t>Transferts</w:t>
             </w:r>
           </w:p>
         </w:tc>
@@ -1264,7 +1264,7 @@
                 <w:color w:val="16A34A"/>
                 <w:sz w:val="16"/>
               </w:rPr>
-              <w:t>s01q10, s02q30, s02q34, s03q50, s04q23, s04q24, s04q37, s04q44</w:t>
+              <w:t>s00q27, s01q00a, s01q12, s01q13, s02q04, s03q11, s03q12, s01q01</w:t>
             </w:r>
           </w:p>
         </w:tc>
@@ -1295,7 +1295,7 @@
                 <w:i w:val="0"/>
                 <w:sz w:val="17"/>
               </w:rPr>
-              <w:t>Le montant de la dernière facture d'eau est de 30000 FCFA Tous les 2 mois qui semble incohérent, Prière de vérifier les questions 11.23a et 11.23b auprès du ménage ou confirmer.</w:t>
+              <w:t>L'âge du béneficiaire d'argent dans la section 13b (Transfert emis) semble incoherent voir élévé, prière de verifier ou corriger.</w:t>
             </w:r>
           </w:p>
         </w:tc>
@@ -1328,7 +1328,7 @@
                 <w:i w:val="0"/>
                 <w:sz w:val="16"/>
               </w:rPr>
-              <w:t>S13</w:t>
+              <w:t>S19</w:t>
               <w:br/>
             </w:r>
             <w:r>
@@ -1338,7 +1338,7 @@
                 <w:color w:val="64748B"/>
                 <w:sz w:val="14"/>
               </w:rPr>
-              <w:t>Transferts</w:t>
+              <w:t>Entreprises non agricoles</w:t>
             </w:r>
           </w:p>
         </w:tc>
@@ -1354,7 +1354,7 @@
                 <w:color w:val="16A34A"/>
                 <w:sz w:val="16"/>
               </w:rPr>
-              <w:t>s00q27, s01q00a, s01q12, s01q13, s02q04, s03q11, s03q12, s01q01</w:t>
+              <w:t>s01q02, s02q01__1, s02q02__1, s02q03__1, s02q15, s03q17, s04q28, s04q35d</w:t>
             </w:r>
           </w:p>
         </w:tc>
@@ -1385,7 +1385,7 @@
                 <w:i w:val="0"/>
                 <w:sz w:val="17"/>
               </w:rPr>
-              <w:t>L'âge du béneficiaire d'argent dans la section 13b (Transfert emis) semble incoherent voir élévé, prière de verifier ou corriger.</w:t>
+              <w:t>Incohérence!! Le prix de revente de Faucheuse dans cette section 19 ne doit pas être égal 0 même si le ménage l'a reçu en cadeau prière de leurs aider à faire une estimation.</w:t>
             </w:r>
           </w:p>
         </w:tc>
@@ -1400,10 +1400,10 @@
               <w:rPr>
                 <w:b/>
                 <w:i w:val="0"/>
-                <w:color w:val="DC2626"/>
-                <w:sz w:val="16"/>
-              </w:rPr>
-              <w:t>Haute</w:t>
+                <w:color w:val="EA580C"/>
+                <w:sz w:val="16"/>
+              </w:rPr>
+              <w:t>Moyenne</w:t>
             </w:r>
           </w:p>
         </w:tc>
@@ -1418,7 +1418,7 @@
                 <w:i w:val="0"/>
                 <w:sz w:val="16"/>
               </w:rPr>
-              <w:t>S19</w:t>
+              <w:t>S00</w:t>
               <w:br/>
             </w:r>
             <w:r>
@@ -1428,7 +1428,7 @@
                 <w:color w:val="64748B"/>
                 <w:sz w:val="14"/>
               </w:rPr>
-              <w:t>Entreprises non agricoles</w:t>
+              <w:t>Identification</w:t>
             </w:r>
           </w:p>
         </w:tc>
@@ -1444,7 +1444,7 @@
                 <w:color w:val="16A34A"/>
                 <w:sz w:val="16"/>
               </w:rPr>
-              <w:t>s01q02, s02q01__1, s02q02__1, s02q03__1, s02q15, s03q17, s04q28, s04q35d</w:t>
+              <w:t>—</w:t>
             </w:r>
           </w:p>
         </w:tc>
@@ -1475,7 +1475,7 @@
                 <w:i w:val="0"/>
                 <w:sz w:val="17"/>
               </w:rPr>
-              <w:t>Incohérence!! Le prix de revente de Faucheuse dans cette section 19 ne doit pas être égal 0 même si le ménage l'a reçu en cadeau prière de leurs aider à faire une estimation.</w:t>
+              <w:t>Prière de mettre les noms dans ces questions et mettre les contacts à leurs places.</w:t>
             </w:r>
           </w:p>
         </w:tc>
@@ -1534,7 +1534,7 @@
                 <w:color w:val="16A34A"/>
                 <w:sz w:val="16"/>
               </w:rPr>
-              <w:t>—</w:t>
+              <w:t>s00q14, s00q16, s00q18</w:t>
             </w:r>
           </w:p>
         </w:tc>
@@ -1565,7 +1565,7 @@
                 <w:i w:val="0"/>
                 <w:sz w:val="17"/>
               </w:rPr>
-              <w:t>Prière de mettre les noms dans ces questions et mettre les contacts à leurs places.</w:t>
+              <w:t>Attention! Veillez bien renseigner les contacts dans les questions de 0.14 ou 0.16 ou 0.18.</w:t>
             </w:r>
           </w:p>
         </w:tc>
@@ -1598,7 +1598,7 @@
                 <w:i w:val="0"/>
                 <w:sz w:val="16"/>
               </w:rPr>
-              <w:t>S00</w:t>
+              <w:t>S01</w:t>
               <w:br/>
             </w:r>
             <w:r>
@@ -1608,7 +1608,7 @@
                 <w:color w:val="64748B"/>
                 <w:sz w:val="14"/>
               </w:rPr>
-              <w:t>Identification</w:t>
+              <w:t>Démographie</w:t>
             </w:r>
           </w:p>
         </w:tc>
@@ -1624,7 +1624,7 @@
                 <w:color w:val="16A34A"/>
                 <w:sz w:val="16"/>
               </w:rPr>
-              <w:t>s00q14, s00q16, s00q18</w:t>
+              <w:t>s01q41a, s01q00b</w:t>
             </w:r>
           </w:p>
         </w:tc>
@@ -1655,7 +1655,7 @@
                 <w:i w:val="0"/>
                 <w:sz w:val="17"/>
               </w:rPr>
-              <w:t>Attention! Veillez bien renseigner les contacts dans les questions de 0.14 ou 0.16 ou 0.18.</w:t>
+              <w:t>Attention ! Le montant (10000 Fcfa) dépensé ou reçu en cadeau pour les recharges internet ou de forfaits de données mobiles(hors appels vocaux), aucours des 30 derniers jours de  ASSANE LY est relativement élevé par rapport aux autres montants depansés observés dans cette zone.</w:t>
             </w:r>
           </w:p>
         </w:tc>
@@ -1714,7 +1714,7 @@
                 <w:color w:val="16A34A"/>
                 <w:sz w:val="16"/>
               </w:rPr>
-              <w:t>s01q41a, s01q00b</w:t>
+              <w:t>—</w:t>
             </w:r>
           </w:p>
         </w:tc>
@@ -1745,7 +1745,7 @@
                 <w:i w:val="0"/>
                 <w:sz w:val="17"/>
               </w:rPr>
-              <w:t>Attention ! Le montant (10000 Fcfa) dépensé ou reçu en cadeau pour les recharges internet ou de forfaits de données mobiles(hors appels vocaux), aucours des 30 derniers jours de  ASSANE LY est relativement élevé par rapport aux autres montants depansés observés dans cette zone.</w:t>
+              <w:t>Prière de corriger ou de confirmer avec le QG.</w:t>
             </w:r>
           </w:p>
         </w:tc>
@@ -1804,7 +1804,7 @@
                 <w:color w:val="16A34A"/>
                 <w:sz w:val="16"/>
               </w:rPr>
-              <w:t>—</w:t>
+              <w:t>s01q41a, s01q00b</w:t>
             </w:r>
           </w:p>
         </w:tc>
@@ -1835,7 +1835,7 @@
                 <w:i w:val="0"/>
                 <w:sz w:val="17"/>
               </w:rPr>
-              <w:t>Prière de corriger ou de confirmer avec le QG.</w:t>
+              <w:t>Le montant dépensé ou reçu en cadeau pour les recharges internet ou de forfaits de données mobiles(hors appels vocaux), aucours des 30 derniers jours de OUSSEYNOU  LY semble élevé ou faible, prière de corriger ou de confirmer l'information avec le QG.</w:t>
             </w:r>
           </w:p>
         </w:tc>
@@ -1925,547 +1925,7 @@
                 <w:i w:val="0"/>
                 <w:sz w:val="17"/>
               </w:rPr>
-              <w:t>Le montant dépensé ou reçu en cadeau pour les recharges internet ou de forfaits de données mobiles(hors appels vocaux), aucours des 30 derniers jours de OUSSEYNOU  LY semble élevé ou faible, prière de corriger ou de confirmer l'information avec le QG.</w:t>
-            </w:r>
-          </w:p>
-        </w:tc>
-      </w:tr>
-      <w:tr>
-        <w:tc>
-          <w:tcPr>
-            <w:tcW w:type="dxa" w:w="964"/>
-          </w:tcPr>
-          <w:p>
-            <w:r>
-              <w:rPr>
-                <w:b/>
-                <w:i w:val="0"/>
-                <w:color w:val="EA580C"/>
-                <w:sz w:val="16"/>
-              </w:rPr>
-              <w:t>Moyenne</w:t>
-            </w:r>
-          </w:p>
-        </w:tc>
-        <w:tc>
-          <w:tcPr>
-            <w:tcW w:type="dxa" w:w="1247"/>
-          </w:tcPr>
-          <w:p>
-            <w:r>
-              <w:rPr>
-                <w:b/>
-                <w:i w:val="0"/>
-                <w:sz w:val="16"/>
-              </w:rPr>
-              <w:t>S01</w:t>
-              <w:br/>
-            </w:r>
-            <w:r>
-              <w:rPr>
-                <w:b w:val="0"/>
-                <w:i w:val="0"/>
-                <w:color w:val="64748B"/>
-                <w:sz w:val="14"/>
-              </w:rPr>
-              <w:t>Démographie</w:t>
-            </w:r>
-          </w:p>
-        </w:tc>
-        <w:tc>
-          <w:tcPr>
-            <w:tcW w:type="dxa" w:w="1531"/>
-          </w:tcPr>
-          <w:p>
-            <w:r>
-              <w:rPr>
-                <w:b/>
-                <w:i w:val="0"/>
-                <w:color w:val="16A34A"/>
-                <w:sz w:val="16"/>
-              </w:rPr>
-              <w:t>s01q41a, s01q00b</w:t>
-            </w:r>
-          </w:p>
-        </w:tc>
-        <w:tc>
-          <w:tcPr>
-            <w:tcW w:type="dxa" w:w="1191"/>
-          </w:tcPr>
-          <w:p>
-            <w:r>
-              <w:rPr>
-                <w:b w:val="0"/>
-                <w:i w:val="0"/>
-                <w:color w:val="64748B"/>
-                <w:sz w:val="16"/>
-              </w:rPr>
-              <w:t>GT-CQ</w:t>
-            </w:r>
-          </w:p>
-        </w:tc>
-        <w:tc>
-          <w:tcPr>
-            <w:tcW w:type="dxa" w:w="4706"/>
-          </w:tcPr>
-          <w:p>
-            <w:r>
-              <w:rPr>
-                <w:b w:val="0"/>
-                <w:i w:val="0"/>
-                <w:sz w:val="17"/>
-              </w:rPr>
               <w:t>Attention ! Le montant (21000 Fcfa) dépensé ou reçu en cadeau pour les recharges internet ou de forfaits de données mobiles(hors appels vocaux), aucours des 30 derniers jours de  OUSSEYNOU  LY est relativement élevé par rapport aux autres montants depansés observés dans cette zone.</w:t>
-            </w:r>
-          </w:p>
-        </w:tc>
-      </w:tr>
-      <w:tr>
-        <w:tc>
-          <w:tcPr>
-            <w:tcW w:type="dxa" w:w="964"/>
-          </w:tcPr>
-          <w:p>
-            <w:r>
-              <w:rPr>
-                <w:b/>
-                <w:i w:val="0"/>
-                <w:color w:val="EA580C"/>
-                <w:sz w:val="16"/>
-              </w:rPr>
-              <w:t>Moyenne</w:t>
-            </w:r>
-          </w:p>
-        </w:tc>
-        <w:tc>
-          <w:tcPr>
-            <w:tcW w:type="dxa" w:w="1247"/>
-          </w:tcPr>
-          <w:p>
-            <w:r>
-              <w:rPr>
-                <w:b/>
-                <w:i w:val="0"/>
-                <w:sz w:val="16"/>
-              </w:rPr>
-              <w:t>S02</w:t>
-              <w:br/>
-            </w:r>
-            <w:r>
-              <w:rPr>
-                <w:b w:val="0"/>
-                <w:i w:val="0"/>
-                <w:color w:val="64748B"/>
-                <w:sz w:val="14"/>
-              </w:rPr>
-              <w:t>Éducation</w:t>
-            </w:r>
-          </w:p>
-        </w:tc>
-        <w:tc>
-          <w:tcPr>
-            <w:tcW w:type="dxa" w:w="1531"/>
-          </w:tcPr>
-          <w:p>
-            <w:r>
-              <w:rPr>
-                <w:b/>
-                <w:i w:val="0"/>
-                <w:color w:val="16A34A"/>
-                <w:sz w:val="16"/>
-              </w:rPr>
-              <w:t>—</w:t>
-            </w:r>
-          </w:p>
-        </w:tc>
-        <w:tc>
-          <w:tcPr>
-            <w:tcW w:type="dxa" w:w="1191"/>
-          </w:tcPr>
-          <w:p>
-            <w:r>
-              <w:rPr>
-                <w:b w:val="0"/>
-                <w:i w:val="0"/>
-                <w:color w:val="64748B"/>
-                <w:sz w:val="16"/>
-              </w:rPr>
-              <w:t>GT-CQ</w:t>
-            </w:r>
-          </w:p>
-        </w:tc>
-        <w:tc>
-          <w:tcPr>
-            <w:tcW w:type="dxa" w:w="4706"/>
-          </w:tcPr>
-          <w:p>
-            <w:r>
-              <w:rPr>
-                <w:b w:val="0"/>
-                <w:i w:val="0"/>
-                <w:sz w:val="17"/>
-              </w:rPr>
-              <w:t>veuillez, s'il vous plait, confirmer les frais de scolarité ( 1000 FCFA) payée de ABOU LY avec le QG ou apporter les corrections nécessaires.</w:t>
-            </w:r>
-          </w:p>
-        </w:tc>
-      </w:tr>
-      <w:tr>
-        <w:tc>
-          <w:tcPr>
-            <w:tcW w:type="dxa" w:w="964"/>
-          </w:tcPr>
-          <w:p>
-            <w:r>
-              <w:rPr>
-                <w:b/>
-                <w:i w:val="0"/>
-                <w:color w:val="EA580C"/>
-                <w:sz w:val="16"/>
-              </w:rPr>
-              <w:t>Moyenne</w:t>
-            </w:r>
-          </w:p>
-        </w:tc>
-        <w:tc>
-          <w:tcPr>
-            <w:tcW w:type="dxa" w:w="1247"/>
-          </w:tcPr>
-          <w:p>
-            <w:r>
-              <w:rPr>
-                <w:b/>
-                <w:i w:val="0"/>
-                <w:sz w:val="16"/>
-              </w:rPr>
-              <w:t>S02</w:t>
-              <w:br/>
-            </w:r>
-            <w:r>
-              <w:rPr>
-                <w:b w:val="0"/>
-                <w:i w:val="0"/>
-                <w:color w:val="64748B"/>
-                <w:sz w:val="14"/>
-              </w:rPr>
-              <w:t>Éducation</w:t>
-            </w:r>
-          </w:p>
-        </w:tc>
-        <w:tc>
-          <w:tcPr>
-            <w:tcW w:type="dxa" w:w="1531"/>
-          </w:tcPr>
-          <w:p>
-            <w:r>
-              <w:rPr>
-                <w:b/>
-                <w:i w:val="0"/>
-                <w:color w:val="16A34A"/>
-                <w:sz w:val="16"/>
-              </w:rPr>
-              <w:t>—</w:t>
-            </w:r>
-          </w:p>
-        </w:tc>
-        <w:tc>
-          <w:tcPr>
-            <w:tcW w:type="dxa" w:w="1191"/>
-          </w:tcPr>
-          <w:p>
-            <w:r>
-              <w:rPr>
-                <w:b w:val="0"/>
-                <w:i w:val="0"/>
-                <w:color w:val="64748B"/>
-                <w:sz w:val="16"/>
-              </w:rPr>
-              <w:t>GT-CQ</w:t>
-            </w:r>
-          </w:p>
-        </w:tc>
-        <w:tc>
-          <w:tcPr>
-            <w:tcW w:type="dxa" w:w="4706"/>
-          </w:tcPr>
-          <w:p>
-            <w:r>
-              <w:rPr>
-                <w:b w:val="0"/>
-                <w:i w:val="0"/>
-                <w:sz w:val="17"/>
-              </w:rPr>
-              <w:t>veuillez, s'il vous plait, confirmer les frais de scolarité ( 1000 FCFA) payée de ALIOU LY avec le QG ou apporter les corrections nécessaires.</w:t>
-            </w:r>
-          </w:p>
-        </w:tc>
-      </w:tr>
-      <w:tr>
-        <w:tc>
-          <w:tcPr>
-            <w:tcW w:type="dxa" w:w="964"/>
-          </w:tcPr>
-          <w:p>
-            <w:r>
-              <w:rPr>
-                <w:b/>
-                <w:i w:val="0"/>
-                <w:color w:val="EA580C"/>
-                <w:sz w:val="16"/>
-              </w:rPr>
-              <w:t>Moyenne</w:t>
-            </w:r>
-          </w:p>
-        </w:tc>
-        <w:tc>
-          <w:tcPr>
-            <w:tcW w:type="dxa" w:w="1247"/>
-          </w:tcPr>
-          <w:p>
-            <w:r>
-              <w:rPr>
-                <w:b/>
-                <w:i w:val="0"/>
-                <w:sz w:val="16"/>
-              </w:rPr>
-              <w:t>S02</w:t>
-              <w:br/>
-            </w:r>
-            <w:r>
-              <w:rPr>
-                <w:b w:val="0"/>
-                <w:i w:val="0"/>
-                <w:color w:val="64748B"/>
-                <w:sz w:val="14"/>
-              </w:rPr>
-              <w:t>Éducation</w:t>
-            </w:r>
-          </w:p>
-        </w:tc>
-        <w:tc>
-          <w:tcPr>
-            <w:tcW w:type="dxa" w:w="1531"/>
-          </w:tcPr>
-          <w:p>
-            <w:r>
-              <w:rPr>
-                <w:b/>
-                <w:i w:val="0"/>
-                <w:color w:val="16A34A"/>
-                <w:sz w:val="16"/>
-              </w:rPr>
-              <w:t>—</w:t>
-            </w:r>
-          </w:p>
-        </w:tc>
-        <w:tc>
-          <w:tcPr>
-            <w:tcW w:type="dxa" w:w="1191"/>
-          </w:tcPr>
-          <w:p>
-            <w:r>
-              <w:rPr>
-                <w:b w:val="0"/>
-                <w:i w:val="0"/>
-                <w:color w:val="64748B"/>
-                <w:sz w:val="16"/>
-              </w:rPr>
-              <w:t>GT-CQ</w:t>
-            </w:r>
-          </w:p>
-        </w:tc>
-        <w:tc>
-          <w:tcPr>
-            <w:tcW w:type="dxa" w:w="4706"/>
-          </w:tcPr>
-          <w:p>
-            <w:r>
-              <w:rPr>
-                <w:b w:val="0"/>
-                <w:i w:val="0"/>
-                <w:sz w:val="17"/>
-              </w:rPr>
-              <w:t>veuillez, s'il vous plait, confirmer les frais de scolarité ( 1000 FCFA) payée de IFRA LY avec le QG ou apporter les corrections nécessaires.</w:t>
-            </w:r>
-          </w:p>
-        </w:tc>
-      </w:tr>
-      <w:tr>
-        <w:tc>
-          <w:tcPr>
-            <w:tcW w:type="dxa" w:w="964"/>
-          </w:tcPr>
-          <w:p>
-            <w:r>
-              <w:rPr>
-                <w:b/>
-                <w:i w:val="0"/>
-                <w:color w:val="EA580C"/>
-                <w:sz w:val="16"/>
-              </w:rPr>
-              <w:t>Moyenne</w:t>
-            </w:r>
-          </w:p>
-        </w:tc>
-        <w:tc>
-          <w:tcPr>
-            <w:tcW w:type="dxa" w:w="1247"/>
-          </w:tcPr>
-          <w:p>
-            <w:r>
-              <w:rPr>
-                <w:b/>
-                <w:i w:val="0"/>
-                <w:sz w:val="16"/>
-              </w:rPr>
-              <w:t>S02</w:t>
-              <w:br/>
-            </w:r>
-            <w:r>
-              <w:rPr>
-                <w:b w:val="0"/>
-                <w:i w:val="0"/>
-                <w:color w:val="64748B"/>
-                <w:sz w:val="14"/>
-              </w:rPr>
-              <w:t>Éducation</w:t>
-            </w:r>
-          </w:p>
-        </w:tc>
-        <w:tc>
-          <w:tcPr>
-            <w:tcW w:type="dxa" w:w="1531"/>
-          </w:tcPr>
-          <w:p>
-            <w:r>
-              <w:rPr>
-                <w:b/>
-                <w:i w:val="0"/>
-                <w:color w:val="16A34A"/>
-                <w:sz w:val="16"/>
-              </w:rPr>
-              <w:t>—</w:t>
-            </w:r>
-          </w:p>
-        </w:tc>
-        <w:tc>
-          <w:tcPr>
-            <w:tcW w:type="dxa" w:w="1191"/>
-          </w:tcPr>
-          <w:p>
-            <w:r>
-              <w:rPr>
-                <w:b w:val="0"/>
-                <w:i w:val="0"/>
-                <w:color w:val="64748B"/>
-                <w:sz w:val="16"/>
-              </w:rPr>
-              <w:t>GT-CQ</w:t>
-            </w:r>
-          </w:p>
-        </w:tc>
-        <w:tc>
-          <w:tcPr>
-            <w:tcW w:type="dxa" w:w="4706"/>
-          </w:tcPr>
-          <w:p>
-            <w:r>
-              <w:rPr>
-                <w:b w:val="0"/>
-                <w:i w:val="0"/>
-                <w:sz w:val="17"/>
-              </w:rPr>
-              <w:t>veuillez, s'il vous plait, confirmer les frais de scolarité ( 10000 FCFA) payée de MAMOUDOU LY avec le QG ou apporter les corrections nécessaires.</w:t>
-            </w:r>
-          </w:p>
-        </w:tc>
-      </w:tr>
-      <w:tr>
-        <w:tc>
-          <w:tcPr>
-            <w:tcW w:type="dxa" w:w="964"/>
-          </w:tcPr>
-          <w:p>
-            <w:r>
-              <w:rPr>
-                <w:b/>
-                <w:i w:val="0"/>
-                <w:color w:val="EA580C"/>
-                <w:sz w:val="16"/>
-              </w:rPr>
-              <w:t>Moyenne</w:t>
-            </w:r>
-          </w:p>
-        </w:tc>
-        <w:tc>
-          <w:tcPr>
-            <w:tcW w:type="dxa" w:w="1247"/>
-          </w:tcPr>
-          <w:p>
-            <w:r>
-              <w:rPr>
-                <w:b/>
-                <w:i w:val="0"/>
-                <w:sz w:val="16"/>
-              </w:rPr>
-              <w:t>S02</w:t>
-              <w:br/>
-            </w:r>
-            <w:r>
-              <w:rPr>
-                <w:b w:val="0"/>
-                <w:i w:val="0"/>
-                <w:color w:val="64748B"/>
-                <w:sz w:val="14"/>
-              </w:rPr>
-              <w:t>Éducation</w:t>
-            </w:r>
-          </w:p>
-        </w:tc>
-        <w:tc>
-          <w:tcPr>
-            <w:tcW w:type="dxa" w:w="1531"/>
-          </w:tcPr>
-          <w:p>
-            <w:r>
-              <w:rPr>
-                <w:b/>
-                <w:i w:val="0"/>
-                <w:color w:val="16A34A"/>
-                <w:sz w:val="16"/>
-              </w:rPr>
-              <w:t>—</w:t>
-            </w:r>
-          </w:p>
-        </w:tc>
-        <w:tc>
-          <w:tcPr>
-            <w:tcW w:type="dxa" w:w="1191"/>
-          </w:tcPr>
-          <w:p>
-            <w:r>
-              <w:rPr>
-                <w:b w:val="0"/>
-                <w:i w:val="0"/>
-                <w:color w:val="64748B"/>
-                <w:sz w:val="16"/>
-              </w:rPr>
-              <w:t>GT-CQ</w:t>
-            </w:r>
-          </w:p>
-        </w:tc>
-        <w:tc>
-          <w:tcPr>
-            <w:tcW w:type="dxa" w:w="4706"/>
-          </w:tcPr>
-          <w:p>
-            <w:r>
-              <w:rPr>
-                <w:b w:val="0"/>
-                <w:i w:val="0"/>
-                <w:sz w:val="17"/>
-              </w:rPr>
-              <w:t>veuillez, s'il vous plait, confirmer les frais de scolarité ( 1000 FCFA) payée de SOULEYMANE LY avec le QG ou apporter les corrections nécessaires.</w:t>
             </w:r>
           </w:p>
         </w:tc>
